--- a/ru/wisdom-stories/gods-pleasure.docx
+++ b/ru/wisdom-stories/gods-pleasure.docx
@@ -23,7 +23,7 @@
         <w:spacing w:after="80"/>
       </w:pPr>
       <w:r>
-        <w:t>«Я искал самый короткий путь к благоволению Аллаха и понял: этот путь — дарить людям радость.</w:t>
+        <w:t>«Я исследовал все пути, ведущие к благоволению Аллаха, и увидел, что самый короткий из них — радовать людей.</w:t>
       </w:r>
     </w:p>
     <w:p>
@@ -31,7 +31,7 @@
         <w:keepNext/>
       </w:pPr>
       <w:r>
-        <w:t>Я также пытался понять, что сильнее всего отдаляет человека от Аллаха, и осознал: нет ничего опаснее, чем ранить чужое сердце».</w:t>
+        <w:t>Я исследовал все пути, уводящие от благоволения Аллаха, и увидел, что самый опасный из них — разбивать сердца».</w:t>
       </w:r>
     </w:p>
     <w:p>
@@ -44,11 +44,9 @@
         <w:rPr>
           <w:b/>
         </w:rPr>
-        <w:t>Мораль:</w:t>
+        <w:t>Мораль: Самый короткий путь к благоволению Аллаха — радовать людей. Ранить чужое сердце — отдаляться от Его благоволения.</w:t>
       </w:r>
-      <w:r>
-        <w:t xml:space="preserve"> Радовать людей — значит приближаться к благоволению Аллаха. Ранить чужое сердце — отдаляться от Него.</w:t>
-      </w:r>
+      <w:r/>
     </w:p>
     <w:p>
       <w:pPr>
@@ -59,7 +57,7 @@
           <w:i/>
           <w:sz w:val="18"/>
         </w:rPr>
-        <w:t>«История взята из открытых источников Интернета.»</w:t>
+        <w:t>Рассказы взяты из открытых интернет-источников, а иллюстрации созданы с помощью ИИ.</w:t>
       </w:r>
     </w:p>
     <w:sectPr>
